--- a/ПЗ АНАЛОГ(1).docx
+++ b/ПЗ АНАЛОГ(1).docx
@@ -2047,7 +2047,7 @@
             <w:u w:val="none"/>
             <w:lang w:val="ru-RU"/>
           </w:rPr>
-          <w:t>ВВЕ</w:t>
+          <w:t>ВВЕДЕ</w:t>
         </w:r>
         <w:r>
           <w:rPr>
@@ -2057,7 +2057,7 @@
             <w:u w:val="none"/>
             <w:lang w:val="ru-RU"/>
           </w:rPr>
-          <w:t>Д</w:t>
+          <w:t>Н</w:t>
         </w:r>
         <w:r>
           <w:rPr>
@@ -2067,7 +2067,7 @@
             <w:u w:val="none"/>
             <w:lang w:val="ru-RU"/>
           </w:rPr>
-          <w:t>ЕНИЕ</w:t>
+          <w:t>ИЕ</w:t>
         </w:r>
         <w:r>
           <w:rPr>
@@ -2109,27 +2109,7 @@
             <w:u w:val="none"/>
             <w:lang w:val="ru-RU"/>
           </w:rPr>
-          <w:t>Анализ</w:t>
-        </w:r>
-        <w:r>
-          <w:rPr>
-            <w:rStyle w:val="Hyperlink"/>
-            <w:color w:val="auto"/>
-            <w:szCs w:val="28"/>
-            <w:u w:val="none"/>
-            <w:lang w:val="ru-RU"/>
-          </w:rPr>
-          <w:t xml:space="preserve"> </w:t>
-        </w:r>
-        <w:r>
-          <w:rPr>
-            <w:rStyle w:val="Hyperlink"/>
-            <w:color w:val="auto"/>
-            <w:szCs w:val="28"/>
-            <w:u w:val="none"/>
-            <w:lang w:val="ru-RU"/>
-          </w:rPr>
-          <w:t>технического задания</w:t>
+          <w:t>Анализ технического задания</w:t>
         </w:r>
         <w:r>
           <w:rPr>
@@ -2516,14 +2496,7 @@
             <w:szCs w:val="22"/>
             <w:lang w:val="ru-RU" w:eastAsia="en-US"/>
           </w:rPr>
-          <w:t xml:space="preserve"> </w:t>
-        </w:r>
-        <w:r>
-          <w:rPr>
-            <w:szCs w:val="22"/>
-            <w:lang w:val="ru-RU" w:eastAsia="en-US"/>
-          </w:rPr>
-          <w:t>Начальная</w:t>
+          <w:t xml:space="preserve"> Начальная</w:t>
         </w:r>
         <w:r>
           <w:rPr>
@@ -3943,6 +3916,1602 @@
           <w:lang w:val="ru-RU"/>
         </w:rPr>
       </w:pPr>
+    </w:p>
+    <w:p>
+      <w:pPr>
+        <w:tabs>
+          <w:tab w:val="left" w:pos="8004"/>
+        </w:tabs>
+        <w:rPr>
+          <w:color w:val="000000" w:themeColor="text1"/>
+          <w:szCs w:val="28"/>
+          <w:lang w:val="ru-RU"/>
+        </w:rPr>
+      </w:pPr>
+    </w:p>
+    <w:p>
+      <w:pPr>
+        <w:tabs>
+          <w:tab w:val="left" w:pos="8004"/>
+        </w:tabs>
+        <w:rPr>
+          <w:color w:val="000000" w:themeColor="text1"/>
+          <w:szCs w:val="28"/>
+          <w:lang w:val="ru-RU"/>
+        </w:rPr>
+      </w:pPr>
+    </w:p>
+    <w:p>
+      <w:pPr>
+        <w:tabs>
+          <w:tab w:val="left" w:pos="8004"/>
+        </w:tabs>
+        <w:rPr>
+          <w:color w:val="000000" w:themeColor="text1"/>
+          <w:szCs w:val="28"/>
+          <w:lang w:val="ru-RU"/>
+        </w:rPr>
+      </w:pPr>
+    </w:p>
+    <w:p>
+      <w:pPr>
+        <w:tabs>
+          <w:tab w:val="left" w:pos="8004"/>
+        </w:tabs>
+        <w:rPr>
+          <w:color w:val="000000" w:themeColor="text1"/>
+          <w:szCs w:val="28"/>
+          <w:lang w:val="ru-RU"/>
+        </w:rPr>
+      </w:pPr>
+    </w:p>
+    <w:p>
+      <w:pPr>
+        <w:tabs>
+          <w:tab w:val="left" w:pos="8004"/>
+        </w:tabs>
+        <w:rPr>
+          <w:color w:val="000000" w:themeColor="text1"/>
+          <w:szCs w:val="28"/>
+          <w:lang w:val="ru-RU"/>
+        </w:rPr>
+      </w:pPr>
+    </w:p>
+    <w:p>
+      <w:pPr>
+        <w:tabs>
+          <w:tab w:val="left" w:pos="8004"/>
+        </w:tabs>
+        <w:rPr>
+          <w:color w:val="000000" w:themeColor="text1"/>
+          <w:szCs w:val="28"/>
+          <w:lang w:val="ru-RU"/>
+        </w:rPr>
+      </w:pPr>
+    </w:p>
+    <w:p>
+      <w:pPr>
+        <w:tabs>
+          <w:tab w:val="left" w:pos="8004"/>
+        </w:tabs>
+        <w:rPr>
+          <w:color w:val="000000" w:themeColor="text1"/>
+          <w:szCs w:val="28"/>
+          <w:lang w:val="ru-RU"/>
+        </w:rPr>
+      </w:pPr>
+    </w:p>
+    <w:p>
+      <w:pPr>
+        <w:tabs>
+          <w:tab w:val="left" w:pos="8004"/>
+        </w:tabs>
+        <w:rPr>
+          <w:color w:val="000000" w:themeColor="text1"/>
+          <w:szCs w:val="28"/>
+          <w:lang w:val="ru-RU"/>
+        </w:rPr>
+      </w:pPr>
+    </w:p>
+    <w:p>
+      <w:pPr>
+        <w:tabs>
+          <w:tab w:val="left" w:pos="8004"/>
+        </w:tabs>
+        <w:rPr>
+          <w:color w:val="000000" w:themeColor="text1"/>
+          <w:szCs w:val="28"/>
+          <w:lang w:val="ru-RU"/>
+        </w:rPr>
+      </w:pPr>
+    </w:p>
+    <w:p>
+      <w:pPr>
+        <w:tabs>
+          <w:tab w:val="left" w:pos="8004"/>
+        </w:tabs>
+        <w:rPr>
+          <w:color w:val="000000" w:themeColor="text1"/>
+          <w:szCs w:val="28"/>
+          <w:lang w:val="ru-RU"/>
+        </w:rPr>
+      </w:pPr>
+    </w:p>
+    <w:p>
+      <w:pPr>
+        <w:tabs>
+          <w:tab w:val="left" w:pos="8004"/>
+        </w:tabs>
+        <w:rPr>
+          <w:color w:val="000000" w:themeColor="text1"/>
+          <w:szCs w:val="28"/>
+          <w:lang w:val="ru-RU"/>
+        </w:rPr>
+      </w:pPr>
+    </w:p>
+    <w:p>
+      <w:pPr>
+        <w:tabs>
+          <w:tab w:val="left" w:pos="8004"/>
+        </w:tabs>
+        <w:rPr>
+          <w:color w:val="000000" w:themeColor="text1"/>
+          <w:szCs w:val="28"/>
+          <w:lang w:val="ru-RU"/>
+        </w:rPr>
+      </w:pPr>
+    </w:p>
+    <w:p>
+      <w:pPr>
+        <w:tabs>
+          <w:tab w:val="left" w:pos="8004"/>
+        </w:tabs>
+        <w:rPr>
+          <w:color w:val="000000" w:themeColor="text1"/>
+          <w:szCs w:val="28"/>
+          <w:lang w:val="ru-RU"/>
+        </w:rPr>
+      </w:pPr>
+    </w:p>
+    <w:p>
+      <w:pPr>
+        <w:tabs>
+          <w:tab w:val="left" w:pos="8004"/>
+        </w:tabs>
+        <w:rPr>
+          <w:color w:val="000000" w:themeColor="text1"/>
+          <w:szCs w:val="28"/>
+          <w:lang w:val="ru-RU"/>
+        </w:rPr>
+      </w:pPr>
+    </w:p>
+    <w:p>
+      <w:pPr>
+        <w:tabs>
+          <w:tab w:val="left" w:pos="8004"/>
+        </w:tabs>
+        <w:rPr>
+          <w:color w:val="000000" w:themeColor="text1"/>
+          <w:szCs w:val="28"/>
+          <w:lang w:val="ru-RU"/>
+        </w:rPr>
+      </w:pPr>
+    </w:p>
+    <w:p>
+      <w:pPr>
+        <w:tabs>
+          <w:tab w:val="left" w:pos="8004"/>
+        </w:tabs>
+        <w:rPr>
+          <w:color w:val="000000" w:themeColor="text1"/>
+          <w:szCs w:val="28"/>
+          <w:lang w:val="ru-RU"/>
+        </w:rPr>
+      </w:pPr>
+    </w:p>
+    <w:p>
+      <w:pPr>
+        <w:tabs>
+          <w:tab w:val="left" w:pos="8004"/>
+        </w:tabs>
+        <w:rPr>
+          <w:color w:val="000000" w:themeColor="text1"/>
+          <w:szCs w:val="28"/>
+          <w:lang w:val="ru-RU"/>
+        </w:rPr>
+      </w:pPr>
+    </w:p>
+    <w:p>
+      <w:pPr>
+        <w:tabs>
+          <w:tab w:val="left" w:pos="8004"/>
+        </w:tabs>
+        <w:rPr>
+          <w:color w:val="000000" w:themeColor="text1"/>
+          <w:szCs w:val="28"/>
+          <w:lang w:val="ru-RU"/>
+        </w:rPr>
+      </w:pPr>
+    </w:p>
+    <w:p>
+      <w:pPr>
+        <w:tabs>
+          <w:tab w:val="left" w:pos="8004"/>
+        </w:tabs>
+        <w:rPr>
+          <w:color w:val="000000" w:themeColor="text1"/>
+          <w:szCs w:val="28"/>
+          <w:lang w:val="ru-RU"/>
+        </w:rPr>
+      </w:pPr>
+    </w:p>
+    <w:p>
+      <w:pPr>
+        <w:tabs>
+          <w:tab w:val="left" w:pos="8004"/>
+        </w:tabs>
+        <w:rPr>
+          <w:color w:val="000000" w:themeColor="text1"/>
+          <w:szCs w:val="28"/>
+          <w:lang w:val="ru-RU"/>
+        </w:rPr>
+      </w:pPr>
+    </w:p>
+    <w:p>
+      <w:pPr>
+        <w:tabs>
+          <w:tab w:val="left" w:pos="8004"/>
+        </w:tabs>
+        <w:rPr>
+          <w:color w:val="000000" w:themeColor="text1"/>
+          <w:szCs w:val="28"/>
+          <w:lang w:val="ru-RU"/>
+        </w:rPr>
+      </w:pPr>
+    </w:p>
+    <w:p>
+      <w:pPr>
+        <w:tabs>
+          <w:tab w:val="left" w:pos="8004"/>
+        </w:tabs>
+        <w:rPr>
+          <w:color w:val="000000" w:themeColor="text1"/>
+          <w:szCs w:val="28"/>
+          <w:lang w:val="ru-RU"/>
+        </w:rPr>
+      </w:pPr>
+    </w:p>
+    <w:p>
+      <w:pPr>
+        <w:tabs>
+          <w:tab w:val="left" w:pos="8004"/>
+        </w:tabs>
+        <w:rPr>
+          <w:color w:val="000000" w:themeColor="text1"/>
+          <w:szCs w:val="28"/>
+          <w:lang w:val="ru-RU"/>
+        </w:rPr>
+      </w:pPr>
+    </w:p>
+    <w:p>
+      <w:pPr>
+        <w:tabs>
+          <w:tab w:val="left" w:pos="8004"/>
+        </w:tabs>
+        <w:rPr>
+          <w:color w:val="000000" w:themeColor="text1"/>
+          <w:szCs w:val="28"/>
+          <w:lang w:val="ru-RU"/>
+        </w:rPr>
+      </w:pPr>
+    </w:p>
+    <w:p>
+      <w:pPr>
+        <w:tabs>
+          <w:tab w:val="left" w:pos="8004"/>
+        </w:tabs>
+        <w:rPr>
+          <w:color w:val="000000" w:themeColor="text1"/>
+          <w:szCs w:val="28"/>
+          <w:lang w:val="ru-RU"/>
+        </w:rPr>
+      </w:pPr>
+    </w:p>
+    <w:p>
+      <w:pPr>
+        <w:tabs>
+          <w:tab w:val="left" w:pos="8004"/>
+        </w:tabs>
+        <w:rPr>
+          <w:color w:val="000000" w:themeColor="text1"/>
+          <w:szCs w:val="28"/>
+          <w:lang w:val="ru-RU"/>
+        </w:rPr>
+      </w:pPr>
+    </w:p>
+    <w:p>
+      <w:pPr>
+        <w:tabs>
+          <w:tab w:val="left" w:pos="8004"/>
+        </w:tabs>
+        <w:rPr>
+          <w:color w:val="000000" w:themeColor="text1"/>
+          <w:szCs w:val="28"/>
+          <w:lang w:val="ru-RU"/>
+        </w:rPr>
+      </w:pPr>
+    </w:p>
+    <w:p>
+      <w:pPr>
+        <w:tabs>
+          <w:tab w:val="left" w:pos="8004"/>
+        </w:tabs>
+        <w:rPr>
+          <w:color w:val="000000" w:themeColor="text1"/>
+          <w:szCs w:val="28"/>
+          <w:lang w:val="ru-RU"/>
+        </w:rPr>
+      </w:pPr>
+    </w:p>
+    <w:p>
+      <w:pPr>
+        <w:tabs>
+          <w:tab w:val="left" w:pos="8004"/>
+        </w:tabs>
+        <w:rPr>
+          <w:color w:val="000000" w:themeColor="text1"/>
+          <w:szCs w:val="28"/>
+          <w:lang w:val="ru-RU"/>
+        </w:rPr>
+      </w:pPr>
+    </w:p>
+    <w:p>
+      <w:pPr>
+        <w:tabs>
+          <w:tab w:val="left" w:pos="8004"/>
+        </w:tabs>
+        <w:rPr>
+          <w:color w:val="000000" w:themeColor="text1"/>
+          <w:szCs w:val="28"/>
+          <w:lang w:val="ru-RU"/>
+        </w:rPr>
+      </w:pPr>
+    </w:p>
+    <w:p>
+      <w:pPr>
+        <w:tabs>
+          <w:tab w:val="left" w:pos="8004"/>
+        </w:tabs>
+        <w:rPr>
+          <w:color w:val="000000" w:themeColor="text1"/>
+          <w:szCs w:val="28"/>
+          <w:lang w:val="ru-RU"/>
+        </w:rPr>
+      </w:pPr>
+    </w:p>
+    <w:p>
+      <w:pPr>
+        <w:tabs>
+          <w:tab w:val="left" w:pos="8004"/>
+        </w:tabs>
+        <w:rPr>
+          <w:color w:val="000000" w:themeColor="text1"/>
+          <w:szCs w:val="28"/>
+          <w:lang w:val="ru-RU"/>
+        </w:rPr>
+      </w:pPr>
+    </w:p>
+    <w:p>
+      <w:pPr>
+        <w:tabs>
+          <w:tab w:val="left" w:pos="8004"/>
+        </w:tabs>
+        <w:rPr>
+          <w:color w:val="000000" w:themeColor="text1"/>
+          <w:szCs w:val="28"/>
+          <w:lang w:val="ru-RU"/>
+        </w:rPr>
+      </w:pPr>
+    </w:p>
+    <w:p>
+      <w:pPr>
+        <w:tabs>
+          <w:tab w:val="left" w:pos="8004"/>
+        </w:tabs>
+        <w:rPr>
+          <w:color w:val="000000" w:themeColor="text1"/>
+          <w:szCs w:val="28"/>
+          <w:lang w:val="ru-RU"/>
+        </w:rPr>
+      </w:pPr>
+    </w:p>
+    <w:p>
+      <w:pPr>
+        <w:tabs>
+          <w:tab w:val="left" w:pos="8004"/>
+        </w:tabs>
+        <w:rPr>
+          <w:color w:val="000000" w:themeColor="text1"/>
+          <w:szCs w:val="28"/>
+          <w:lang w:val="ru-RU"/>
+        </w:rPr>
+      </w:pPr>
+    </w:p>
+    <w:p>
+      <w:pPr>
+        <w:tabs>
+          <w:tab w:val="left" w:pos="8004"/>
+        </w:tabs>
+        <w:rPr>
+          <w:color w:val="000000" w:themeColor="text1"/>
+          <w:szCs w:val="28"/>
+          <w:lang w:val="ru-RU"/>
+        </w:rPr>
+      </w:pPr>
+    </w:p>
+    <w:p>
+      <w:pPr>
+        <w:tabs>
+          <w:tab w:val="left" w:pos="8004"/>
+        </w:tabs>
+        <w:rPr>
+          <w:color w:val="000000" w:themeColor="text1"/>
+          <w:szCs w:val="28"/>
+          <w:lang w:val="ru-RU"/>
+        </w:rPr>
+      </w:pPr>
+    </w:p>
+    <w:p>
+      <w:pPr>
+        <w:tabs>
+          <w:tab w:val="left" w:pos="8004"/>
+        </w:tabs>
+        <w:rPr>
+          <w:color w:val="000000" w:themeColor="text1"/>
+          <w:szCs w:val="28"/>
+          <w:lang w:val="ru-RU"/>
+        </w:rPr>
+      </w:pPr>
+    </w:p>
+    <w:p>
+      <w:pPr>
+        <w:tabs>
+          <w:tab w:val="left" w:pos="8004"/>
+        </w:tabs>
+        <w:rPr>
+          <w:color w:val="000000" w:themeColor="text1"/>
+          <w:szCs w:val="28"/>
+          <w:lang w:val="ru-RU"/>
+        </w:rPr>
+      </w:pPr>
+    </w:p>
+    <w:p>
+      <w:pPr>
+        <w:tabs>
+          <w:tab w:val="left" w:pos="8004"/>
+        </w:tabs>
+        <w:rPr>
+          <w:color w:val="000000" w:themeColor="text1"/>
+          <w:szCs w:val="28"/>
+          <w:lang w:val="ru-RU"/>
+        </w:rPr>
+      </w:pPr>
+    </w:p>
+    <w:p>
+      <w:pPr>
+        <w:tabs>
+          <w:tab w:val="left" w:pos="8004"/>
+        </w:tabs>
+        <w:rPr>
+          <w:color w:val="000000" w:themeColor="text1"/>
+          <w:szCs w:val="28"/>
+          <w:lang w:val="ru-RU"/>
+        </w:rPr>
+      </w:pPr>
+    </w:p>
+    <w:p>
+      <w:pPr>
+        <w:tabs>
+          <w:tab w:val="left" w:pos="8004"/>
+        </w:tabs>
+        <w:rPr>
+          <w:color w:val="000000" w:themeColor="text1"/>
+          <w:szCs w:val="28"/>
+          <w:lang w:val="ru-RU"/>
+        </w:rPr>
+      </w:pPr>
+    </w:p>
+    <w:p>
+      <w:pPr>
+        <w:tabs>
+          <w:tab w:val="left" w:pos="8004"/>
+        </w:tabs>
+        <w:rPr>
+          <w:color w:val="000000" w:themeColor="text1"/>
+          <w:szCs w:val="28"/>
+          <w:lang w:val="ru-RU"/>
+        </w:rPr>
+      </w:pPr>
+    </w:p>
+    <w:p>
+      <w:pPr>
+        <w:tabs>
+          <w:tab w:val="left" w:pos="8004"/>
+        </w:tabs>
+        <w:rPr>
+          <w:color w:val="000000" w:themeColor="text1"/>
+          <w:szCs w:val="28"/>
+          <w:lang w:val="ru-RU"/>
+        </w:rPr>
+      </w:pPr>
+    </w:p>
+    <w:p>
+      <w:pPr>
+        <w:tabs>
+          <w:tab w:val="left" w:pos="8004"/>
+        </w:tabs>
+        <w:rPr>
+          <w:color w:val="000000" w:themeColor="text1"/>
+          <w:szCs w:val="28"/>
+          <w:lang w:val="ru-RU"/>
+        </w:rPr>
+      </w:pPr>
+    </w:p>
+    <w:p>
+      <w:pPr>
+        <w:tabs>
+          <w:tab w:val="left" w:pos="8004"/>
+        </w:tabs>
+        <w:rPr>
+          <w:color w:val="000000" w:themeColor="text1"/>
+          <w:szCs w:val="28"/>
+          <w:lang w:val="ru-RU"/>
+        </w:rPr>
+      </w:pPr>
+    </w:p>
+    <w:p>
+      <w:pPr>
+        <w:tabs>
+          <w:tab w:val="left" w:pos="8004"/>
+        </w:tabs>
+        <w:rPr>
+          <w:color w:val="000000" w:themeColor="text1"/>
+          <w:szCs w:val="28"/>
+          <w:lang w:val="ru-RU"/>
+        </w:rPr>
+      </w:pPr>
+    </w:p>
+    <w:p>
+      <w:pPr>
+        <w:tabs>
+          <w:tab w:val="left" w:pos="8004"/>
+        </w:tabs>
+        <w:rPr>
+          <w:color w:val="000000" w:themeColor="text1"/>
+          <w:szCs w:val="28"/>
+          <w:lang w:val="ru-RU"/>
+        </w:rPr>
+      </w:pPr>
+    </w:p>
+    <w:p>
+      <w:pPr>
+        <w:tabs>
+          <w:tab w:val="left" w:pos="8004"/>
+        </w:tabs>
+        <w:rPr>
+          <w:color w:val="000000" w:themeColor="text1"/>
+          <w:szCs w:val="28"/>
+          <w:lang w:val="ru-RU"/>
+        </w:rPr>
+      </w:pPr>
+    </w:p>
+    <w:p>
+      <w:pPr>
+        <w:tabs>
+          <w:tab w:val="left" w:pos="8004"/>
+        </w:tabs>
+        <w:rPr>
+          <w:color w:val="000000" w:themeColor="text1"/>
+          <w:szCs w:val="28"/>
+          <w:lang w:val="ru-RU"/>
+        </w:rPr>
+      </w:pPr>
+    </w:p>
+    <w:p>
+      <w:pPr>
+        <w:tabs>
+          <w:tab w:val="left" w:pos="8004"/>
+        </w:tabs>
+        <w:rPr>
+          <w:color w:val="000000" w:themeColor="text1"/>
+          <w:szCs w:val="28"/>
+          <w:lang w:val="ru-RU"/>
+        </w:rPr>
+      </w:pPr>
+    </w:p>
+    <w:p>
+      <w:pPr>
+        <w:tabs>
+          <w:tab w:val="left" w:pos="8004"/>
+        </w:tabs>
+        <w:rPr>
+          <w:color w:val="000000" w:themeColor="text1"/>
+          <w:szCs w:val="28"/>
+          <w:lang w:val="ru-RU"/>
+        </w:rPr>
+      </w:pPr>
+    </w:p>
+    <w:p>
+      <w:pPr>
+        <w:tabs>
+          <w:tab w:val="left" w:pos="8004"/>
+        </w:tabs>
+        <w:rPr>
+          <w:color w:val="000000" w:themeColor="text1"/>
+          <w:szCs w:val="28"/>
+          <w:lang w:val="ru-RU"/>
+        </w:rPr>
+      </w:pPr>
+    </w:p>
+    <w:p>
+      <w:pPr>
+        <w:tabs>
+          <w:tab w:val="left" w:pos="8004"/>
+        </w:tabs>
+        <w:rPr>
+          <w:color w:val="000000" w:themeColor="text1"/>
+          <w:szCs w:val="28"/>
+          <w:lang w:val="ru-RU"/>
+        </w:rPr>
+      </w:pPr>
+    </w:p>
+    <w:p>
+      <w:pPr>
+        <w:tabs>
+          <w:tab w:val="left" w:pos="8004"/>
+        </w:tabs>
+        <w:rPr>
+          <w:color w:val="000000" w:themeColor="text1"/>
+          <w:szCs w:val="28"/>
+          <w:lang w:val="ru-RU"/>
+        </w:rPr>
+      </w:pPr>
+    </w:p>
+    <w:p>
+      <w:pPr>
+        <w:tabs>
+          <w:tab w:val="left" w:pos="8004"/>
+        </w:tabs>
+        <w:rPr>
+          <w:color w:val="000000" w:themeColor="text1"/>
+          <w:szCs w:val="28"/>
+          <w:lang w:val="ru-RU"/>
+        </w:rPr>
+      </w:pPr>
+    </w:p>
+    <w:p>
+      <w:pPr>
+        <w:tabs>
+          <w:tab w:val="left" w:pos="8004"/>
+        </w:tabs>
+        <w:rPr>
+          <w:color w:val="000000" w:themeColor="text1"/>
+          <w:szCs w:val="28"/>
+          <w:lang w:val="ru-RU"/>
+        </w:rPr>
+      </w:pPr>
+    </w:p>
+    <w:p>
+      <w:pPr>
+        <w:tabs>
+          <w:tab w:val="left" w:pos="8004"/>
+        </w:tabs>
+        <w:rPr>
+          <w:color w:val="000000" w:themeColor="text1"/>
+          <w:szCs w:val="28"/>
+          <w:lang w:val="ru-RU"/>
+        </w:rPr>
+      </w:pPr>
+    </w:p>
+    <w:p>
+      <w:pPr>
+        <w:tabs>
+          <w:tab w:val="left" w:pos="8004"/>
+        </w:tabs>
+        <w:rPr>
+          <w:color w:val="000000" w:themeColor="text1"/>
+          <w:szCs w:val="28"/>
+          <w:lang w:val="ru-RU"/>
+        </w:rPr>
+      </w:pPr>
+    </w:p>
+    <w:p>
+      <w:pPr>
+        <w:tabs>
+          <w:tab w:val="left" w:pos="8004"/>
+        </w:tabs>
+        <w:rPr>
+          <w:color w:val="000000" w:themeColor="text1"/>
+          <w:szCs w:val="28"/>
+          <w:lang w:val="ru-RU"/>
+        </w:rPr>
+      </w:pPr>
+    </w:p>
+    <w:p>
+      <w:pPr>
+        <w:tabs>
+          <w:tab w:val="left" w:pos="8004"/>
+        </w:tabs>
+        <w:rPr>
+          <w:color w:val="000000" w:themeColor="text1"/>
+          <w:szCs w:val="28"/>
+          <w:lang w:val="ru-RU"/>
+        </w:rPr>
+      </w:pPr>
+    </w:p>
+    <w:p>
+      <w:pPr>
+        <w:tabs>
+          <w:tab w:val="left" w:pos="8004"/>
+        </w:tabs>
+        <w:rPr>
+          <w:color w:val="000000" w:themeColor="text1"/>
+          <w:szCs w:val="28"/>
+          <w:lang w:val="ru-RU"/>
+        </w:rPr>
+      </w:pPr>
+    </w:p>
+    <w:p>
+      <w:pPr>
+        <w:tabs>
+          <w:tab w:val="left" w:pos="8004"/>
+        </w:tabs>
+        <w:rPr>
+          <w:color w:val="000000" w:themeColor="text1"/>
+          <w:szCs w:val="28"/>
+          <w:lang w:val="ru-RU"/>
+        </w:rPr>
+      </w:pPr>
+    </w:p>
+    <w:p>
+      <w:pPr>
+        <w:tabs>
+          <w:tab w:val="left" w:pos="8004"/>
+        </w:tabs>
+        <w:rPr>
+          <w:color w:val="000000" w:themeColor="text1"/>
+          <w:szCs w:val="28"/>
+          <w:lang w:val="ru-RU"/>
+        </w:rPr>
+      </w:pPr>
+    </w:p>
+    <w:p>
+      <w:pPr>
+        <w:tabs>
+          <w:tab w:val="left" w:pos="8004"/>
+        </w:tabs>
+        <w:rPr>
+          <w:color w:val="000000" w:themeColor="text1"/>
+          <w:szCs w:val="28"/>
+          <w:lang w:val="ru-RU"/>
+        </w:rPr>
+      </w:pPr>
+    </w:p>
+    <w:p>
+      <w:pPr>
+        <w:tabs>
+          <w:tab w:val="left" w:pos="8004"/>
+        </w:tabs>
+        <w:rPr>
+          <w:color w:val="000000" w:themeColor="text1"/>
+          <w:szCs w:val="28"/>
+          <w:lang w:val="ru-RU"/>
+        </w:rPr>
+      </w:pPr>
+    </w:p>
+    <w:p>
+      <w:pPr>
+        <w:tabs>
+          <w:tab w:val="left" w:pos="8004"/>
+        </w:tabs>
+        <w:rPr>
+          <w:color w:val="000000" w:themeColor="text1"/>
+          <w:szCs w:val="28"/>
+          <w:lang w:val="ru-RU"/>
+        </w:rPr>
+      </w:pPr>
+    </w:p>
+    <w:p>
+      <w:pPr>
+        <w:tabs>
+          <w:tab w:val="left" w:pos="8004"/>
+        </w:tabs>
+        <w:rPr>
+          <w:color w:val="000000" w:themeColor="text1"/>
+          <w:szCs w:val="28"/>
+          <w:lang w:val="ru-RU"/>
+        </w:rPr>
+      </w:pPr>
+    </w:p>
+    <w:p>
+      <w:pPr>
+        <w:tabs>
+          <w:tab w:val="left" w:pos="8004"/>
+        </w:tabs>
+        <w:rPr>
+          <w:color w:val="000000" w:themeColor="text1"/>
+          <w:szCs w:val="28"/>
+          <w:lang w:val="ru-RU"/>
+        </w:rPr>
+      </w:pPr>
+    </w:p>
+    <w:p>
+      <w:pPr>
+        <w:tabs>
+          <w:tab w:val="left" w:pos="8004"/>
+        </w:tabs>
+        <w:rPr>
+          <w:color w:val="000000" w:themeColor="text1"/>
+          <w:szCs w:val="28"/>
+          <w:lang w:val="ru-RU"/>
+        </w:rPr>
+      </w:pPr>
+    </w:p>
+    <w:p>
+      <w:pPr>
+        <w:tabs>
+          <w:tab w:val="left" w:pos="8004"/>
+        </w:tabs>
+        <w:rPr>
+          <w:color w:val="000000" w:themeColor="text1"/>
+          <w:szCs w:val="28"/>
+          <w:lang w:val="ru-RU"/>
+        </w:rPr>
+      </w:pPr>
+    </w:p>
+    <w:p>
+      <w:pPr>
+        <w:tabs>
+          <w:tab w:val="left" w:pos="8004"/>
+        </w:tabs>
+        <w:rPr>
+          <w:color w:val="000000" w:themeColor="text1"/>
+          <w:szCs w:val="28"/>
+          <w:lang w:val="ru-RU"/>
+        </w:rPr>
+      </w:pPr>
+    </w:p>
+    <w:p>
+      <w:pPr>
+        <w:tabs>
+          <w:tab w:val="left" w:pos="8004"/>
+        </w:tabs>
+        <w:rPr>
+          <w:color w:val="000000" w:themeColor="text1"/>
+          <w:szCs w:val="28"/>
+          <w:lang w:val="ru-RU"/>
+        </w:rPr>
+      </w:pPr>
+    </w:p>
+    <w:p>
+      <w:pPr>
+        <w:tabs>
+          <w:tab w:val="left" w:pos="8004"/>
+        </w:tabs>
+        <w:rPr>
+          <w:color w:val="000000" w:themeColor="text1"/>
+          <w:szCs w:val="28"/>
+          <w:lang w:val="ru-RU"/>
+        </w:rPr>
+      </w:pPr>
+    </w:p>
+    <w:p>
+      <w:pPr>
+        <w:tabs>
+          <w:tab w:val="left" w:pos="8004"/>
+        </w:tabs>
+        <w:rPr>
+          <w:color w:val="000000" w:themeColor="text1"/>
+          <w:szCs w:val="28"/>
+          <w:lang w:val="ru-RU"/>
+        </w:rPr>
+      </w:pPr>
+    </w:p>
+    <w:p>
+      <w:pPr>
+        <w:tabs>
+          <w:tab w:val="left" w:pos="8004"/>
+        </w:tabs>
+        <w:rPr>
+          <w:color w:val="000000" w:themeColor="text1"/>
+          <w:szCs w:val="28"/>
+          <w:lang w:val="ru-RU"/>
+        </w:rPr>
+      </w:pPr>
+    </w:p>
+    <w:p>
+      <w:pPr>
+        <w:tabs>
+          <w:tab w:val="left" w:pos="8004"/>
+        </w:tabs>
+        <w:rPr>
+          <w:color w:val="000000" w:themeColor="text1"/>
+          <w:szCs w:val="28"/>
+          <w:lang w:val="ru-RU"/>
+        </w:rPr>
+      </w:pPr>
+    </w:p>
+    <w:p>
+      <w:pPr>
+        <w:tabs>
+          <w:tab w:val="left" w:pos="8004"/>
+        </w:tabs>
+        <w:rPr>
+          <w:color w:val="000000" w:themeColor="text1"/>
+          <w:szCs w:val="28"/>
+          <w:lang w:val="ru-RU"/>
+        </w:rPr>
+      </w:pPr>
+    </w:p>
+    <w:p>
+      <w:pPr>
+        <w:tabs>
+          <w:tab w:val="left" w:pos="8004"/>
+        </w:tabs>
+        <w:rPr>
+          <w:color w:val="000000" w:themeColor="text1"/>
+          <w:szCs w:val="28"/>
+          <w:lang w:val="ru-RU"/>
+        </w:rPr>
+      </w:pPr>
+    </w:p>
+    <w:p>
+      <w:pPr>
+        <w:tabs>
+          <w:tab w:val="left" w:pos="8004"/>
+        </w:tabs>
+        <w:rPr>
+          <w:color w:val="000000" w:themeColor="text1"/>
+          <w:szCs w:val="28"/>
+          <w:lang w:val="ru-RU"/>
+        </w:rPr>
+      </w:pPr>
+    </w:p>
+    <w:p>
+      <w:pPr>
+        <w:tabs>
+          <w:tab w:val="left" w:pos="8004"/>
+        </w:tabs>
+        <w:rPr>
+          <w:color w:val="000000" w:themeColor="text1"/>
+          <w:szCs w:val="28"/>
+          <w:lang w:val="ru-RU"/>
+        </w:rPr>
+      </w:pPr>
+    </w:p>
+    <w:p>
+      <w:pPr>
+        <w:tabs>
+          <w:tab w:val="left" w:pos="8004"/>
+        </w:tabs>
+        <w:rPr>
+          <w:color w:val="000000" w:themeColor="text1"/>
+          <w:szCs w:val="28"/>
+          <w:lang w:val="ru-RU"/>
+        </w:rPr>
+      </w:pPr>
+    </w:p>
+    <w:p>
+      <w:pPr>
+        <w:tabs>
+          <w:tab w:val="left" w:pos="8004"/>
+        </w:tabs>
+        <w:rPr>
+          <w:color w:val="000000" w:themeColor="text1"/>
+          <w:szCs w:val="28"/>
+          <w:lang w:val="ru-RU"/>
+        </w:rPr>
+      </w:pPr>
+    </w:p>
+    <w:p>
+      <w:pPr>
+        <w:tabs>
+          <w:tab w:val="left" w:pos="8004"/>
+        </w:tabs>
+        <w:rPr>
+          <w:color w:val="000000" w:themeColor="text1"/>
+          <w:szCs w:val="28"/>
+          <w:lang w:val="ru-RU"/>
+        </w:rPr>
+      </w:pPr>
+    </w:p>
+    <w:p>
+      <w:pPr>
+        <w:tabs>
+          <w:tab w:val="left" w:pos="8004"/>
+        </w:tabs>
+        <w:rPr>
+          <w:color w:val="000000" w:themeColor="text1"/>
+          <w:szCs w:val="28"/>
+          <w:lang w:val="ru-RU"/>
+        </w:rPr>
+      </w:pPr>
+    </w:p>
+    <w:p>
+      <w:pPr>
+        <w:tabs>
+          <w:tab w:val="left" w:pos="8004"/>
+        </w:tabs>
+        <w:rPr>
+          <w:color w:val="000000" w:themeColor="text1"/>
+          <w:szCs w:val="28"/>
+          <w:lang w:val="ru-RU"/>
+        </w:rPr>
+      </w:pPr>
+    </w:p>
+    <w:p>
+      <w:pPr>
+        <w:tabs>
+          <w:tab w:val="left" w:pos="8004"/>
+        </w:tabs>
+        <w:rPr>
+          <w:color w:val="000000" w:themeColor="text1"/>
+          <w:szCs w:val="28"/>
+          <w:lang w:val="ru-RU"/>
+        </w:rPr>
+      </w:pPr>
+    </w:p>
+    <w:p>
+      <w:pPr>
+        <w:tabs>
+          <w:tab w:val="left" w:pos="8004"/>
+        </w:tabs>
+        <w:rPr>
+          <w:color w:val="000000" w:themeColor="text1"/>
+          <w:szCs w:val="28"/>
+          <w:lang w:val="ru-RU"/>
+        </w:rPr>
+      </w:pPr>
+    </w:p>
+    <w:p>
+      <w:pPr>
+        <w:tabs>
+          <w:tab w:val="left" w:pos="8004"/>
+        </w:tabs>
+        <w:rPr>
+          <w:color w:val="000000" w:themeColor="text1"/>
+          <w:szCs w:val="28"/>
+          <w:lang w:val="ru-RU"/>
+        </w:rPr>
+      </w:pPr>
+    </w:p>
+    <w:p>
+      <w:pPr>
+        <w:tabs>
+          <w:tab w:val="left" w:pos="8004"/>
+        </w:tabs>
+        <w:rPr>
+          <w:color w:val="000000" w:themeColor="text1"/>
+          <w:szCs w:val="28"/>
+          <w:lang w:val="ru-RU"/>
+        </w:rPr>
+      </w:pPr>
+    </w:p>
+    <w:p>
+      <w:pPr>
+        <w:tabs>
+          <w:tab w:val="left" w:pos="8004"/>
+        </w:tabs>
+        <w:rPr>
+          <w:color w:val="000000" w:themeColor="text1"/>
+          <w:szCs w:val="28"/>
+          <w:lang w:val="ru-RU"/>
+        </w:rPr>
+      </w:pPr>
+    </w:p>
+    <w:p>
+      <w:pPr>
+        <w:tabs>
+          <w:tab w:val="left" w:pos="8004"/>
+        </w:tabs>
+        <w:rPr>
+          <w:color w:val="000000" w:themeColor="text1"/>
+          <w:szCs w:val="28"/>
+          <w:lang w:val="ru-RU"/>
+        </w:rPr>
+      </w:pPr>
+    </w:p>
+    <w:p>
+      <w:pPr>
+        <w:tabs>
+          <w:tab w:val="left" w:pos="8004"/>
+        </w:tabs>
+        <w:rPr>
+          <w:color w:val="000000" w:themeColor="text1"/>
+          <w:szCs w:val="28"/>
+          <w:lang w:val="ru-RU"/>
+        </w:rPr>
+      </w:pPr>
+    </w:p>
+    <w:p>
+      <w:pPr>
+        <w:tabs>
+          <w:tab w:val="left" w:pos="8004"/>
+        </w:tabs>
+        <w:rPr>
+          <w:color w:val="000000" w:themeColor="text1"/>
+          <w:szCs w:val="28"/>
+          <w:lang w:val="ru-RU"/>
+        </w:rPr>
+      </w:pPr>
+    </w:p>
+    <w:p>
+      <w:pPr>
+        <w:tabs>
+          <w:tab w:val="left" w:pos="8004"/>
+        </w:tabs>
+        <w:rPr>
+          <w:color w:val="000000" w:themeColor="text1"/>
+          <w:szCs w:val="28"/>
+          <w:lang w:val="ru-RU"/>
+        </w:rPr>
+      </w:pPr>
+    </w:p>
+    <w:p>
+      <w:pPr>
+        <w:tabs>
+          <w:tab w:val="left" w:pos="8004"/>
+        </w:tabs>
+        <w:rPr>
+          <w:color w:val="000000" w:themeColor="text1"/>
+          <w:szCs w:val="28"/>
+          <w:lang w:val="ru-RU"/>
+        </w:rPr>
+      </w:pPr>
+    </w:p>
+    <w:p>
+      <w:pPr>
+        <w:tabs>
+          <w:tab w:val="left" w:pos="8004"/>
+        </w:tabs>
+        <w:rPr>
+          <w:color w:val="000000" w:themeColor="text1"/>
+          <w:szCs w:val="28"/>
+          <w:lang w:val="ru-RU"/>
+        </w:rPr>
+      </w:pPr>
+    </w:p>
+    <w:p>
+      <w:pPr>
+        <w:tabs>
+          <w:tab w:val="left" w:pos="8004"/>
+        </w:tabs>
+        <w:rPr>
+          <w:color w:val="000000" w:themeColor="text1"/>
+          <w:szCs w:val="28"/>
+          <w:lang w:val="ru-RU"/>
+        </w:rPr>
+      </w:pPr>
+    </w:p>
+    <w:p>
+      <w:pPr>
+        <w:tabs>
+          <w:tab w:val="left" w:pos="8004"/>
+        </w:tabs>
+        <w:rPr>
+          <w:color w:val="000000" w:themeColor="text1"/>
+          <w:szCs w:val="28"/>
+          <w:lang w:val="ru-RU"/>
+        </w:rPr>
+      </w:pPr>
+    </w:p>
+    <w:p>
+      <w:pPr>
+        <w:tabs>
+          <w:tab w:val="left" w:pos="8004"/>
+        </w:tabs>
+        <w:rPr>
+          <w:color w:val="000000" w:themeColor="text1"/>
+          <w:szCs w:val="28"/>
+          <w:lang w:val="ru-RU"/>
+        </w:rPr>
+      </w:pPr>
+    </w:p>
+    <w:p>
+      <w:pPr>
+        <w:tabs>
+          <w:tab w:val="left" w:pos="8004"/>
+        </w:tabs>
+        <w:rPr>
+          <w:color w:val="000000" w:themeColor="text1"/>
+          <w:szCs w:val="28"/>
+          <w:lang w:val="ru-RU"/>
+        </w:rPr>
+      </w:pPr>
+    </w:p>
+    <w:p>
+      <w:pPr>
+        <w:tabs>
+          <w:tab w:val="left" w:pos="8004"/>
+        </w:tabs>
+        <w:rPr>
+          <w:color w:val="000000" w:themeColor="text1"/>
+          <w:szCs w:val="28"/>
+          <w:lang w:val="ru-RU"/>
+        </w:rPr>
+      </w:pPr>
+    </w:p>
+    <w:p>
+      <w:pPr>
+        <w:tabs>
+          <w:tab w:val="left" w:pos="8004"/>
+        </w:tabs>
+        <w:rPr>
+          <w:color w:val="000000" w:themeColor="text1"/>
+          <w:szCs w:val="28"/>
+          <w:lang w:val="ru-RU"/>
+        </w:rPr>
+      </w:pPr>
+    </w:p>
+    <w:p>
+      <w:pPr>
+        <w:tabs>
+          <w:tab w:val="left" w:pos="8004"/>
+        </w:tabs>
+        <w:rPr>
+          <w:color w:val="000000" w:themeColor="text1"/>
+          <w:szCs w:val="28"/>
+          <w:lang w:val="ru-RU"/>
+        </w:rPr>
+      </w:pPr>
+    </w:p>
+    <w:p>
+      <w:pPr>
+        <w:tabs>
+          <w:tab w:val="left" w:pos="8004"/>
+        </w:tabs>
+        <w:rPr>
+          <w:color w:val="000000" w:themeColor="text1"/>
+          <w:szCs w:val="28"/>
+          <w:lang w:val="ru-RU"/>
+        </w:rPr>
+      </w:pPr>
+    </w:p>
+    <w:p>
+      <w:pPr>
+        <w:tabs>
+          <w:tab w:val="left" w:pos="8004"/>
+        </w:tabs>
+        <w:rPr>
+          <w:color w:val="000000" w:themeColor="text1"/>
+          <w:szCs w:val="28"/>
+          <w:lang w:val="ru-RU"/>
+        </w:rPr>
+      </w:pPr>
+    </w:p>
+    <w:p>
+      <w:pPr>
+        <w:tabs>
+          <w:tab w:val="left" w:pos="8004"/>
+        </w:tabs>
+        <w:rPr>
+          <w:color w:val="000000" w:themeColor="text1"/>
+          <w:szCs w:val="28"/>
+          <w:lang w:val="ru-RU"/>
+        </w:rPr>
+      </w:pPr>
+    </w:p>
+    <w:p>
+      <w:pPr>
+        <w:tabs>
+          <w:tab w:val="left" w:pos="8004"/>
+        </w:tabs>
+        <w:rPr>
+          <w:color w:val="000000" w:themeColor="text1"/>
+          <w:szCs w:val="28"/>
+          <w:lang w:val="ru-RU"/>
+        </w:rPr>
+      </w:pPr>
+    </w:p>
+    <w:p>
+      <w:pPr>
+        <w:tabs>
+          <w:tab w:val="left" w:pos="8004"/>
+        </w:tabs>
+        <w:rPr>
+          <w:color w:val="000000" w:themeColor="text1"/>
+          <w:szCs w:val="28"/>
+          <w:lang w:val="ru-RU"/>
+        </w:rPr>
+      </w:pPr>
+    </w:p>
+    <w:p>
+      <w:pPr>
+        <w:tabs>
+          <w:tab w:val="left" w:pos="8004"/>
+        </w:tabs>
+        <w:rPr>
+          <w:color w:val="000000" w:themeColor="text1"/>
+          <w:szCs w:val="28"/>
+          <w:lang w:val="ru-RU"/>
+        </w:rPr>
+      </w:pPr>
+    </w:p>
+    <w:p>
+      <w:pPr>
+        <w:tabs>
+          <w:tab w:val="left" w:pos="8004"/>
+        </w:tabs>
+        <w:rPr>
+          <w:color w:val="000000" w:themeColor="text1"/>
+          <w:szCs w:val="28"/>
+          <w:lang w:val="ru-RU"/>
+        </w:rPr>
+      </w:pPr>
+    </w:p>
+    <w:p>
+      <w:pPr>
+        <w:tabs>
+          <w:tab w:val="left" w:pos="8004"/>
+        </w:tabs>
+        <w:rPr>
+          <w:color w:val="000000" w:themeColor="text1"/>
+          <w:szCs w:val="28"/>
+          <w:lang w:val="ru-RU"/>
+        </w:rPr>
+      </w:pPr>
+    </w:p>
+    <w:p>
+      <w:pPr>
+        <w:tabs>
+          <w:tab w:val="left" w:pos="8004"/>
+        </w:tabs>
+        <w:rPr>
+          <w:color w:val="000000" w:themeColor="text1"/>
+          <w:szCs w:val="28"/>
+          <w:lang w:val="ru-RU"/>
+        </w:rPr>
+      </w:pPr>
+    </w:p>
+    <w:p>
+      <w:pPr>
+        <w:tabs>
+          <w:tab w:val="left" w:pos="8004"/>
+        </w:tabs>
+        <w:rPr>
+          <w:color w:val="000000" w:themeColor="text1"/>
+          <w:szCs w:val="28"/>
+          <w:lang w:val="ru-RU"/>
+        </w:rPr>
+      </w:pPr>
+    </w:p>
+    <w:p>
+      <w:pPr>
+        <w:tabs>
+          <w:tab w:val="left" w:pos="8004"/>
+        </w:tabs>
+        <w:rPr>
+          <w:color w:val="000000" w:themeColor="text1"/>
+          <w:szCs w:val="28"/>
+          <w:lang w:val="ru-RU"/>
+        </w:rPr>
+      </w:pPr>
+    </w:p>
+    <w:p>
+      <w:pPr>
+        <w:tabs>
+          <w:tab w:val="left" w:pos="8004"/>
+        </w:tabs>
+        <w:rPr>
+          <w:color w:val="000000" w:themeColor="text1"/>
+          <w:szCs w:val="28"/>
+          <w:lang w:val="ru-RU"/>
+        </w:rPr>
+      </w:pPr>
+    </w:p>
+    <w:p>
+      <w:pPr>
+        <w:tabs>
+          <w:tab w:val="left" w:pos="8004"/>
+        </w:tabs>
+        <w:rPr>
+          <w:color w:val="000000" w:themeColor="text1"/>
+          <w:szCs w:val="28"/>
+          <w:lang w:val="ru-RU"/>
+        </w:rPr>
+      </w:pPr>
+    </w:p>
+    <w:p>
+      <w:pPr>
+        <w:tabs>
+          <w:tab w:val="left" w:pos="8004"/>
+        </w:tabs>
+        <w:rPr>
+          <w:color w:val="000000" w:themeColor="text1"/>
+          <w:szCs w:val="28"/>
+          <w:lang w:val="ru-RU"/>
+        </w:rPr>
+      </w:pPr>
+    </w:p>
+    <w:p>
+      <w:pPr>
+        <w:tabs>
+          <w:tab w:val="left" w:pos="8004"/>
+        </w:tabs>
+        <w:rPr>
+          <w:color w:val="000000" w:themeColor="text1"/>
+          <w:szCs w:val="28"/>
+          <w:lang w:val="ru-RU"/>
+        </w:rPr>
+      </w:pPr>
+    </w:p>
+    <w:p>
+      <w:pPr>
+        <w:tabs>
+          <w:tab w:val="left" w:pos="8004"/>
+        </w:tabs>
+        <w:rPr>
+          <w:color w:val="000000" w:themeColor="text1"/>
+          <w:szCs w:val="28"/>
+          <w:lang w:val="ru-RU"/>
+        </w:rPr>
+      </w:pPr>
+    </w:p>
+    <w:p>
+      <w:pPr>
+        <w:tabs>
+          <w:tab w:val="left" w:pos="8004"/>
+        </w:tabs>
+        <w:rPr>
+          <w:color w:val="000000" w:themeColor="text1"/>
+          <w:szCs w:val="28"/>
+          <w:lang w:val="ru-RU"/>
+        </w:rPr>
+      </w:pPr>
+    </w:p>
+    <w:p>
+      <w:pPr>
+        <w:tabs>
+          <w:tab w:val="left" w:pos="8004"/>
+        </w:tabs>
+        <w:rPr>
+          <w:color w:val="000000" w:themeColor="text1"/>
+          <w:szCs w:val="28"/>
+          <w:lang w:val="ru-RU"/>
+        </w:rPr>
+      </w:pPr>
+    </w:p>
+    <w:p>
+      <w:pPr>
+        <w:tabs>
+          <w:tab w:val="left" w:pos="8004"/>
+        </w:tabs>
+        <w:rPr>
+          <w:color w:val="000000" w:themeColor="text1"/>
+          <w:szCs w:val="28"/>
+          <w:lang w:val="ru-RU"/>
+        </w:rPr>
+      </w:pPr>
+    </w:p>
+    <w:p>
+      <w:pPr>
+        <w:tabs>
+          <w:tab w:val="left" w:pos="8004"/>
+        </w:tabs>
+        <w:rPr>
+          <w:color w:val="000000" w:themeColor="text1"/>
+          <w:szCs w:val="28"/>
+          <w:lang w:val="ru-RU"/>
+        </w:rPr>
+      </w:pPr>
+    </w:p>
+    <w:p>
+      <w:pPr>
+        <w:tabs>
+          <w:tab w:val="left" w:pos="8004"/>
+        </w:tabs>
+        <w:rPr>
+          <w:color w:val="000000" w:themeColor="text1"/>
+          <w:szCs w:val="28"/>
+          <w:lang w:val="ru-RU"/>
+        </w:rPr>
+      </w:pPr>
+    </w:p>
+    <w:p>
+      <w:pPr>
+        <w:tabs>
+          <w:tab w:val="left" w:pos="8004"/>
+        </w:tabs>
+        <w:rPr>
+          <w:color w:val="000000" w:themeColor="text1"/>
+          <w:szCs w:val="28"/>
+          <w:lang w:val="ru-RU"/>
+        </w:rPr>
+      </w:pPr>
+    </w:p>
+    <w:p>
+      <w:pPr>
+        <w:tabs>
+          <w:tab w:val="left" w:pos="8004"/>
+        </w:tabs>
+        <w:rPr>
+          <w:color w:val="000000" w:themeColor="text1"/>
+          <w:szCs w:val="28"/>
+          <w:lang w:val="ru-RU"/>
+        </w:rPr>
+      </w:pPr>
+    </w:p>
+    <w:p>
+      <w:pPr>
+        <w:tabs>
+          <w:tab w:val="left" w:pos="8004"/>
+        </w:tabs>
+        <w:rPr>
+          <w:color w:val="000000" w:themeColor="text1"/>
+          <w:szCs w:val="28"/>
+          <w:lang w:val="ru-RU"/>
+        </w:rPr>
+      </w:pPr>
+    </w:p>
+    <w:p>
+      <w:pPr>
+        <w:tabs>
+          <w:tab w:val="left" w:pos="8004"/>
+        </w:tabs>
+        <w:rPr>
+          <w:color w:val="000000" w:themeColor="text1"/>
+          <w:szCs w:val="28"/>
+          <w:lang w:val="ru-RU"/>
+        </w:rPr>
+      </w:pPr>
+    </w:p>
+    <w:p>
+      <w:pPr>
+        <w:tabs>
+          <w:tab w:val="left" w:pos="8004"/>
+        </w:tabs>
+        <w:rPr>
+          <w:color w:val="000000" w:themeColor="text1"/>
+          <w:szCs w:val="28"/>
+          <w:lang w:val="ru-RU"/>
+        </w:rPr>
+      </w:pPr>
+    </w:p>
+    <w:p>
+      <w:pPr>
+        <w:tabs>
+          <w:tab w:val="left" w:pos="8004"/>
+        </w:tabs>
+        <w:rPr>
+          <w:color w:val="000000" w:themeColor="text1"/>
+          <w:szCs w:val="28"/>
+          <w:lang w:val="ru-RU"/>
+        </w:rPr>
+      </w:pPr>
+    </w:p>
+    <w:p>
+      <w:pPr>
+        <w:tabs>
+          <w:tab w:val="left" w:pos="8004"/>
+        </w:tabs>
+        <w:rPr>
+          <w:color w:val="000000" w:themeColor="text1"/>
+          <w:szCs w:val="28"/>
+          <w:lang w:val="ru-RU"/>
+        </w:rPr>
+      </w:pPr>
+    </w:p>
+    <w:p>
+      <w:pPr>
+        <w:tabs>
+          <w:tab w:val="left" w:pos="8004"/>
+        </w:tabs>
+        <w:rPr>
+          <w:color w:val="000000" w:themeColor="text1"/>
+          <w:szCs w:val="28"/>
+          <w:lang w:val="ru-RU"/>
+        </w:rPr>
+      </w:pPr>
       <w:r>
         <w:rPr>
           <w:color w:val="000000" w:themeColor="text1"/>
@@ -3986,6 +5555,7 @@
           <w:color w:val="000000" w:themeColor="text1"/>
           <w:sz w:val="32"/>
         </w:rPr>
+        <w:lastRenderedPageBreak/>
         <w:t>ВВЕДЕНИЕ</w:t>
       </w:r>
       <w:bookmarkEnd w:id="6"/>
@@ -4281,8 +5851,8 @@
         <w:pStyle w:val="a2"/>
         <w:ind w:left="993" w:firstLine="0"/>
       </w:pPr>
-      <w:bookmarkStart w:id="7" w:name="анализ1"/>
-      <w:bookmarkStart w:id="8" w:name="Анализ_технического_задания"/>
+      <w:bookmarkStart w:id="7" w:name="Анализ_технического_задания"/>
+      <w:bookmarkStart w:id="8" w:name="анализ1"/>
       <w:r>
         <w:lastRenderedPageBreak/>
         <w:t xml:space="preserve">   1 </w:t>
@@ -4302,7 +5872,7 @@
       <w:r>
         <w:t>Общий анализ технического задания</w:t>
       </w:r>
-      <w:bookmarkEnd w:id="8"/>
+      <w:bookmarkEnd w:id="7"/>
       <w:bookmarkEnd w:id="9"/>
     </w:p>
     <w:p>
@@ -4386,9 +5956,6 @@
         <w:pStyle w:val="210"/>
       </w:pPr>
       <w:r>
-        <w:rPr>
-          <w:lang w:val="en-US"/>
-        </w:rPr>
         <w:lastRenderedPageBreak/>
         <w:t>1.</w:t>
       </w:r>
@@ -4396,16 +5963,13 @@
         <w:t>2</w:t>
       </w:r>
       <w:r>
-        <w:rPr>
-          <w:lang w:val="en-US"/>
-        </w:rPr>
         <w:t xml:space="preserve"> </w:t>
       </w:r>
       <w:r>
         <w:t>Сравнительный анализ существующих аналогов</w:t>
       </w:r>
     </w:p>
-    <w:bookmarkEnd w:id="7"/>
+    <w:bookmarkEnd w:id="8"/>
     <w:p>
       <w:pPr>
         <w:widowControl w:val="0"/>
@@ -4820,6 +6384,116 @@
         <w:lastRenderedPageBreak/>
         <w:tab/>
         <w:t>Применение такого подхода позволило разделить логику приложения на отдельные части: JSP-страницы отвечают за интерфейс, сервлеты — за обработку запросов и бизнес-логику, а база данных — за хранение информации. В результате структура приложения стала более понятной, а добавление новых функций, например заказов, избранного или сообщений, не требует полной переработки уже реализованных компонентов.</w:t>
+      </w:r>
+    </w:p>
+    <w:p>
+      <w:pPr>
+        <w:spacing w:line="360" w:lineRule="auto"/>
+        <w:ind w:left="284" w:right="170" w:firstLine="709"/>
+        <w:rPr>
+          <w:szCs w:val="22"/>
+          <w:lang w:val="ru-RU" w:eastAsia="en-US"/>
+        </w:rPr>
+      </w:pPr>
+      <w:r>
+        <w:rPr>
+          <w:szCs w:val="22"/>
+          <w:lang w:val="ru-RU" w:eastAsia="en-US"/>
+        </w:rPr>
+        <w:t>Дополнительно в проекте были реализованы паттерны Repository, Factory и Strategy, которые позволили сделать структуру приложения более гибкой и удобной для сопровождения.</w:t>
+      </w:r>
+    </w:p>
+    <w:p>
+      <w:pPr>
+        <w:spacing w:line="360" w:lineRule="auto"/>
+        <w:ind w:left="284" w:right="170" w:firstLine="709"/>
+        <w:rPr>
+          <w:szCs w:val="22"/>
+          <w:lang w:val="ru-RU" w:eastAsia="en-US"/>
+        </w:rPr>
+      </w:pPr>
+      <w:r>
+        <w:rPr>
+          <w:szCs w:val="22"/>
+          <w:lang w:val="ru-RU" w:eastAsia="en-US"/>
+        </w:rPr>
+        <w:t>Паттерн Repository используется для отделения логики доступа к данным от контроллеров приложения. Для этого были созданы интерфейсы UserRepository, AdvertisementRepository и OrderRepository. Каждый интерфейс имеет три реализации: JDBC-реализацию для работы с базой данных, Memory-реализацию для хранения данных в оперативной памяти и File-реализацию для хранения данных в файлах. Такой подход позволяет заменить способ хранения данных без изменения основной логики приложения.</w:t>
+      </w:r>
+    </w:p>
+    <w:p>
+      <w:pPr>
+        <w:spacing w:line="360" w:lineRule="auto"/>
+        <w:ind w:left="284" w:right="170" w:firstLine="709"/>
+        <w:rPr>
+          <w:szCs w:val="22"/>
+          <w:lang w:val="ru-RU" w:eastAsia="en-US"/>
+        </w:rPr>
+      </w:pPr>
+      <w:r>
+        <w:rPr>
+          <w:szCs w:val="22"/>
+          <w:lang w:val="ru-RU" w:eastAsia="en-US"/>
+        </w:rPr>
+        <w:t>Для работы с пользователями были созданы классы JdbcUserRepository, MemoryUserRepository и FileUserRepository. Для работы с объявлениями используются JdbcAdvertisementRepository, MemoryAdvertisementRepository и FileAdvertisementRepository. Для работы с заказами реализованы JdbcOrderRepository, MemoryOrderRepository и FileOrderRepository.</w:t>
+      </w:r>
+    </w:p>
+    <w:p>
+      <w:pPr>
+        <w:spacing w:line="360" w:lineRule="auto"/>
+        <w:ind w:left="284" w:right="170" w:firstLine="709"/>
+        <w:rPr>
+          <w:szCs w:val="22"/>
+          <w:lang w:val="ru-RU" w:eastAsia="en-US"/>
+        </w:rPr>
+      </w:pPr>
+      <w:r>
+        <w:rPr>
+          <w:szCs w:val="22"/>
+          <w:lang w:val="ru-RU" w:eastAsia="en-US"/>
+        </w:rPr>
+        <w:t>Паттерн Factory реализован с помощью класса RepositoryFactory. Данный класс отвечает за создание нужной реализации репозитория. В зависимости от выбранного типа можно получить JDBC-, Memory- или File-реализацию. Это позволяет централизованно управлять созданием объектов и не дублировать код выбора реализации в разных частях приложения.</w:t>
+      </w:r>
+    </w:p>
+    <w:p>
+      <w:pPr>
+        <w:spacing w:line="360" w:lineRule="auto"/>
+        <w:ind w:left="284" w:right="170" w:firstLine="709"/>
+        <w:rPr>
+          <w:szCs w:val="22"/>
+          <w:lang w:val="ru-RU" w:eastAsia="en-US"/>
+        </w:rPr>
+      </w:pPr>
+      <w:r>
+        <w:rPr>
+          <w:szCs w:val="22"/>
+          <w:lang w:val="ru-RU" w:eastAsia="en-US"/>
+        </w:rPr>
+        <w:t xml:space="preserve">Паттерн Strategy используется для расчёта стоимости доставки. Для этого был создан интерфейс DeliveryCostStrategy, который определяет общий метод расчёта стоимости доставки. Для разных способов доставки реализованы отдельные классы: PickupDeliveryStrategy, PostDeliveryStrategy, </w:t>
+      </w:r>
+      <w:r>
+        <w:rPr>
+          <w:szCs w:val="22"/>
+          <w:lang w:val="ru-RU" w:eastAsia="en-US"/>
+        </w:rPr>
+        <w:lastRenderedPageBreak/>
+        <w:t>YandexDeliveryStrategy и CdekDeliveryStrategy. Класс DeliveryStrategyFactory выбирает нужную стратегию в зависимости от выбранного пользователем способа доставки.</w:t>
+      </w:r>
+    </w:p>
+    <w:p>
+      <w:pPr>
+        <w:spacing w:line="360" w:lineRule="auto"/>
+        <w:ind w:left="284" w:right="170" w:firstLine="709"/>
+        <w:rPr>
+          <w:szCs w:val="22"/>
+          <w:lang w:val="ru-RU" w:eastAsia="en-US"/>
+        </w:rPr>
+      </w:pPr>
+      <w:r>
+        <w:rPr>
+          <w:szCs w:val="22"/>
+          <w:lang w:val="ru-RU" w:eastAsia="en-US"/>
+        </w:rPr>
+        <w:t>Также в проект был добавлен сервисный слой. Класс OrderService используется для расчёта стоимости доставки и итоговой суммы заказа. Это позволило вынести часть бизнес-логики из сервлета OrderServlet и сделать код более структурированным.</w:t>
       </w:r>
     </w:p>
     <w:p>
@@ -5025,30 +6699,15 @@
           <w:lang w:val="ru-RU"/>
         </w:rPr>
       </w:pPr>
-    </w:p>
-    <w:p>
-      <w:pPr>
-        <w:tabs>
-          <w:tab w:val="left" w:pos="1560"/>
-        </w:tabs>
-        <w:spacing w:before="960" w:line="360" w:lineRule="auto"/>
-        <w:ind w:left="1450" w:right="170" w:hanging="360"/>
+      <w:r>
         <w:rPr>
           <w:color w:val="000000" w:themeColor="text1"/>
           <w:sz w:val="32"/>
           <w:szCs w:val="32"/>
           <w:lang w:val="ru-RU"/>
         </w:rPr>
-      </w:pPr>
-      <w:r>
-        <w:rPr>
-          <w:color w:val="000000" w:themeColor="text1"/>
-          <w:sz w:val="32"/>
-          <w:szCs w:val="32"/>
-          <w:lang w:val="ru-RU"/>
-        </w:rPr>
         <w:lastRenderedPageBreak/>
-        <w:t xml:space="preserve">  2 </w:t>
+        <w:t xml:space="preserve"> 2 </w:t>
       </w:r>
       <w:r>
         <w:rPr>
@@ -5392,7 +7051,13 @@
           <w:lang w:val="ru-RU" w:eastAsia="en-US"/>
         </w:rPr>
         <w:tab/>
-        <w:t>При проектировании приложения были выделены несколько основных уровней: уровень представления, уровень контроллеров, уровень доступа к данным и уровень хранения данных.</w:t>
+      </w:r>
+      <w:r>
+        <w:rPr>
+          <w:szCs w:val="22"/>
+          <w:lang w:val="ru-RU" w:eastAsia="en-US"/>
+        </w:rPr>
+        <w:t>При проектировании приложения были выделены несколько основных уровней: уровень представления, уровень контроллеров, сервисный уровень, уровень доступа к данным и уровень хранения данных. Такое разделение позволяет сделать структуру программы более понятной, уменьшить связанность между отдельными компонентами и упростить дальнейшее сопровождение проекта.</w:t>
       </w:r>
     </w:p>
     <w:p>
@@ -5415,8 +7080,15 @@
           <w:szCs w:val="22"/>
           <w:lang w:val="ru-RU" w:eastAsia="en-US"/>
         </w:rPr>
-        <w:tab/>
-        <w:t>Уровень представления отвечает за отображение информации пользователю. Он реализован с помощью JSP-страниц. К данному уровню относятся страницы login.jsp, register.jsp, home.jsp, create_ad.jsp, view_ad.jsp, favorites.jsp, my_ads.jsp, my_orders.jsp, profile.jsp, my_messages.jsp и messages.jsp. На этих страницах отображаются формы, списки объявлений, карточки товаров, сообщения, заказы и данные профиля пользователя.</w:t>
+        <w:t xml:space="preserve">Уровень представления отвечает за отображение информации пользователю. Он реализован с помощью JSP-страниц. К данному уровню относятся страницы login.jsp, register.jsp, home.jsp, create_ad.jsp, view_ad.jsp, favorites.jsp, my_ads.jsp, my_orders.jsp, profile.jsp, my_messages.jsp и messages.jsp. </w:t>
+      </w:r>
+      <w:r>
+        <w:rPr>
+          <w:szCs w:val="22"/>
+          <w:lang w:val="ru-RU" w:eastAsia="en-US"/>
+        </w:rPr>
+        <w:lastRenderedPageBreak/>
+        <w:t>На этих страницах отображаются формы, списки объявлений, карточки товаров, сообщения, заказы и данные профиля пользователя.</w:t>
       </w:r>
     </w:p>
     <w:p>
@@ -5439,16 +7111,7 @@
           <w:szCs w:val="22"/>
           <w:lang w:val="ru-RU" w:eastAsia="en-US"/>
         </w:rPr>
-        <w:tab/>
-        <w:t xml:space="preserve">Уровень контроллеров реализован с помощью сервлетов. Например, </w:t>
-      </w:r>
-      <w:r>
-        <w:rPr>
-          <w:szCs w:val="22"/>
-          <w:lang w:val="ru-RU" w:eastAsia="en-US"/>
-        </w:rPr>
-        <w:lastRenderedPageBreak/>
-        <w:t>RegisterServlet отвечает за регистрацию пользователей, LoginServlet — за авторизацию, HomeServlet — за вывод объявлений на главной странице, CreateAdServlet — за создание объявлений, ViewAdServlet — за просмотр подробной информации о товаре, OrderServlet — за оформление заказа, MessagesServlet — за работу с сообщениями.</w:t>
+        <w:t>Уровень контроллеров реализован с помощью сервлетов, расположенных в пакете controller. Сервлеты принимают HTTP-запросы пользователя, получают параметры из форм, проверяют наличие активной сессии, вызывают необходимую логику приложения и передают результат на JSP-страницы. Например, RegisterServlet отвечает за регистрацию пользователей, LoginServlet — за авторизацию, HomeServlet — за вывод объявлений на главной странице, CreateAdServlet — за создание объявлений, ViewAdServlet — за просмотр подробной информации о товаре, OrderServlet — за оформление заказа, а MessagesServlet — за работу с сообщениями.</w:t>
       </w:r>
     </w:p>
     <w:p>
@@ -5471,8 +7134,7 @@
           <w:szCs w:val="22"/>
           <w:lang w:val="ru-RU" w:eastAsia="en-US"/>
         </w:rPr>
-        <w:tab/>
-        <w:t>Уровень доступа к данным обеспечивает взаимодействие Java-кода с базой данных. Для подключения к Firebird используется JDBC. В проекте реализован вспомогательный класс DbUtil, который создаёт соединение с базой данных и используется в сервлетах для выполнения SQL-запросов. Это позволяет не повторять код подключения в каждом классе.</w:t>
+        <w:t>Сервисный уровень расположен в пакете service и предназначен для размещения бизнес-логики приложения. В частности, класс OrderService используется для расчёта стоимости доставки и итоговой суммы заказа. Благодаря этому часть логики была вынесена из сервлета оформления заказа в отдельный класс, что сделало код более структурированным и удобным для сопровождения.</w:t>
       </w:r>
     </w:p>
     <w:p>
@@ -5495,8 +7157,7 @@
           <w:szCs w:val="22"/>
           <w:lang w:val="ru-RU" w:eastAsia="en-US"/>
         </w:rPr>
-        <w:tab/>
-        <w:t>Уровень хранения данных представлен реляционной базой данных Firebird. В ней хранятся сведения о пользователях, категориях, объявлениях, фотографиях, избранных товарах, сообщениях и заказах. Данные связаны между собой с помощью первичных и внешних ключей.</w:t>
+        <w:t>Уровень доступа к данным реализован с использованием паттерна Repository. Для этого в проекте создан пакет repository, который содержит интерфейсы и их реализации. Интерфейсы UserRepository, AdvertisementRepository и OrderRepository описывают основные операции для работы с пользователями, объявлениями и заказами. Для каждого интерфейса реализовано три варианта: JDBC-реализация для работы с базой данных, Memory-реализация для хранения данных в оперативной памяти и File-реализация для хранения данных в файлах.</w:t>
       </w:r>
     </w:p>
     <w:p>
@@ -5519,15 +7180,179 @@
           <w:szCs w:val="22"/>
           <w:lang w:val="ru-RU" w:eastAsia="en-US"/>
         </w:rPr>
-        <w:tab/>
-        <w:t>Такое разделение уровней позволяет упростить структуру программы. Каждый уровень выполняет свою задачу: JSP-страницы отвечают за внешний вид, сервлеты — за обработку запросов, класс подключения — за работу с базой данных, а Firebird — за хранение информации.</w:t>
-      </w:r>
+        <w:t xml:space="preserve">JDBC-реализации находятся в пакете repository.jdbc и используют класс DbUtil для получения соединения с базой данных Firebird. Memory-реализации находятся в пакете repository.memory и применяются для демонстрации хранения данных в коллекциях Java. File-реализации находятся в пакете repository.file и демонстрируют возможность хранения информации в текстовых файлах. Такое разделение позволяет при необходимости заменить способ хранения данных без </w:t>
+      </w:r>
+      <w:r>
+        <w:rPr>
+          <w:szCs w:val="22"/>
+          <w:lang w:val="ru-RU" w:eastAsia="en-US"/>
+        </w:rPr>
+        <w:lastRenderedPageBreak/>
+        <w:t>изменения основной логики приложения.</w:t>
+      </w:r>
+    </w:p>
+    <w:p>
+      <w:pPr>
+        <w:widowControl w:val="0"/>
+        <w:tabs>
+          <w:tab w:val="left" w:pos="1379"/>
+        </w:tabs>
+        <w:autoSpaceDE w:val="0"/>
+        <w:autoSpaceDN w:val="0"/>
+        <w:spacing w:line="360" w:lineRule="auto"/>
+        <w:ind w:left="284" w:right="170" w:firstLine="709"/>
+        <w:rPr>
+          <w:szCs w:val="22"/>
+          <w:lang w:val="ru-RU" w:eastAsia="en-US"/>
+        </w:rPr>
+      </w:pPr>
+      <w:r>
+        <w:rPr>
+          <w:szCs w:val="22"/>
+          <w:lang w:val="ru-RU" w:eastAsia="en-US"/>
+        </w:rPr>
+        <w:t>Для централизованного создания репозиториев был добавлен пакет factory, содержащий класс RepositoryFactory. Он реализует паттерн Factory и позволяет получать нужную реализацию репозитория: JDBC, Memory или File. Благодаря этому выбор конкретной реализации выполняется в одном месте, а не дублируется в разных классах проекта.</w:t>
+      </w:r>
+    </w:p>
+    <w:p>
+      <w:pPr>
+        <w:widowControl w:val="0"/>
+        <w:tabs>
+          <w:tab w:val="left" w:pos="1379"/>
+        </w:tabs>
+        <w:autoSpaceDE w:val="0"/>
+        <w:autoSpaceDN w:val="0"/>
+        <w:spacing w:line="360" w:lineRule="auto"/>
+        <w:ind w:left="284" w:right="170" w:firstLine="709"/>
+        <w:rPr>
+          <w:szCs w:val="22"/>
+          <w:lang w:val="ru-RU" w:eastAsia="en-US"/>
+        </w:rPr>
+      </w:pPr>
+      <w:r>
+        <w:rPr>
+          <w:szCs w:val="22"/>
+          <w:lang w:val="ru-RU" w:eastAsia="en-US"/>
+        </w:rPr>
+        <w:t>Отдельно был выделен пакет strategy, предназначенный для реализации паттерна Strategy. В нём находится интерфейс DeliveryCostStrategy и классы PickupDeliveryStrategy, PostDeliveryStrategy, YandexDeliveryStrategy и CdekDeliveryStrategy. Каждый класс отвечает за расчёт стоимости конкретного способа доставки. Класс DeliveryStrategyFactory выбирает нужную стратегию в зависимости от выбранного пользователем способа доставки.</w:t>
+      </w:r>
+    </w:p>
+    <w:p>
+      <w:pPr>
+        <w:widowControl w:val="0"/>
+        <w:tabs>
+          <w:tab w:val="left" w:pos="1379"/>
+        </w:tabs>
+        <w:autoSpaceDE w:val="0"/>
+        <w:autoSpaceDN w:val="0"/>
+        <w:spacing w:line="360" w:lineRule="auto"/>
+        <w:ind w:left="284" w:right="170" w:firstLine="709"/>
+        <w:rPr>
+          <w:szCs w:val="22"/>
+          <w:lang w:val="ru-RU" w:eastAsia="en-US"/>
+        </w:rPr>
+      </w:pPr>
+      <w:r>
+        <w:rPr>
+          <w:szCs w:val="22"/>
+          <w:lang w:val="ru-RU" w:eastAsia="en-US"/>
+        </w:rPr>
+        <w:t>Уровень хранения данных представлен реляционной базой данных Firebird. В ней хранятся сведения о пользователях, категориях, объявлениях, фотографиях, избранных товарах, сообщениях и заказах. Данные связаны между собой с помощью первичных и внешних ключей. Для взаимодействия Java-кода с базой данных используется JDBC.</w:t>
+      </w:r>
+    </w:p>
+    <w:p>
+      <w:pPr>
+        <w:widowControl w:val="0"/>
+        <w:tabs>
+          <w:tab w:val="left" w:pos="1379"/>
+        </w:tabs>
+        <w:autoSpaceDE w:val="0"/>
+        <w:autoSpaceDN w:val="0"/>
+        <w:spacing w:line="360" w:lineRule="auto"/>
+        <w:ind w:left="284" w:right="170" w:firstLine="709"/>
+        <w:rPr>
+          <w:szCs w:val="22"/>
+          <w:lang w:val="ru-RU" w:eastAsia="en-US"/>
+        </w:rPr>
+      </w:pPr>
+      <w:r>
+        <w:rPr>
+          <w:szCs w:val="22"/>
+          <w:lang w:val="ru-RU" w:eastAsia="en-US"/>
+        </w:rPr>
+        <w:t>Таким образом, итоговая структура приложения включает несколько взаимосвязанных уровней. JSP-страницы отвечают за внешний вид, сервлеты — за обработку запросов, сервисный слой — за бизнес-логику, репозитории — за доступ к данным, а база данных Firebird — за хранение информации. Дополнительное использование паттернов Repository, Factory и Strategy сделало архитектуру приложения более гибкой, расширяемой и соответствующей требованиям технического задания.</w:t>
+      </w:r>
+    </w:p>
+    <w:p>
+      <w:pPr>
+        <w:widowControl w:val="0"/>
+        <w:tabs>
+          <w:tab w:val="left" w:pos="1379"/>
+        </w:tabs>
+        <w:autoSpaceDE w:val="0"/>
+        <w:autoSpaceDN w:val="0"/>
+        <w:spacing w:line="360" w:lineRule="auto"/>
+        <w:ind w:left="284" w:right="170" w:firstLine="709"/>
+        <w:rPr>
+          <w:szCs w:val="22"/>
+          <w:lang w:val="ru-RU" w:eastAsia="en-US"/>
+        </w:rPr>
+      </w:pPr>
+    </w:p>
+    <w:p>
+      <w:pPr>
+        <w:widowControl w:val="0"/>
+        <w:tabs>
+          <w:tab w:val="left" w:pos="1379"/>
+        </w:tabs>
+        <w:autoSpaceDE w:val="0"/>
+        <w:autoSpaceDN w:val="0"/>
+        <w:spacing w:line="360" w:lineRule="auto"/>
+        <w:ind w:left="284" w:right="170" w:firstLine="709"/>
+        <w:rPr>
+          <w:szCs w:val="22"/>
+          <w:lang w:val="ru-RU" w:eastAsia="en-US"/>
+        </w:rPr>
+      </w:pPr>
+    </w:p>
+    <w:p>
+      <w:pPr>
+        <w:widowControl w:val="0"/>
+        <w:tabs>
+          <w:tab w:val="left" w:pos="1379"/>
+        </w:tabs>
+        <w:autoSpaceDE w:val="0"/>
+        <w:autoSpaceDN w:val="0"/>
+        <w:spacing w:line="360" w:lineRule="auto"/>
+        <w:ind w:left="284" w:right="170" w:firstLine="709"/>
+        <w:rPr>
+          <w:szCs w:val="22"/>
+          <w:lang w:val="ru-RU" w:eastAsia="en-US"/>
+        </w:rPr>
+      </w:pPr>
+    </w:p>
+    <w:p>
+      <w:pPr>
+        <w:widowControl w:val="0"/>
+        <w:tabs>
+          <w:tab w:val="left" w:pos="1379"/>
+        </w:tabs>
+        <w:autoSpaceDE w:val="0"/>
+        <w:autoSpaceDN w:val="0"/>
+        <w:spacing w:line="360" w:lineRule="auto"/>
+        <w:ind w:left="284" w:right="170" w:firstLine="709"/>
+        <w:rPr>
+          <w:szCs w:val="22"/>
+          <w:lang w:val="ru-RU" w:eastAsia="en-US"/>
+        </w:rPr>
+      </w:pPr>
     </w:p>
     <w:p>
       <w:pPr>
         <w:pStyle w:val="a4"/>
       </w:pPr>
       <w:r>
+        <w:lastRenderedPageBreak/>
         <w:t xml:space="preserve">2.3 </w:t>
       </w:r>
       <w:bookmarkStart w:id="14" w:name="Проектирование_информационной_модели_и_б"/>
@@ -5583,15 +7408,7 @@
           <w:lang w:val="ru-RU" w:eastAsia="en-US"/>
         </w:rPr>
         <w:tab/>
-        <w:t xml:space="preserve">Таблица USERS предназначена для хранения информации о пользователях. В ней содержатся идентификатор пользователя, логин, пароль, </w:t>
-      </w:r>
-      <w:r>
-        <w:rPr>
-          <w:szCs w:val="22"/>
-          <w:lang w:val="ru-RU" w:eastAsia="en-US"/>
-        </w:rPr>
-        <w:lastRenderedPageBreak/>
-        <w:t>имя, город и номер телефона. Логин используется для авторизации пользователя, а пароль хранится в защищённом виде после хеширования.</w:t>
+        <w:t>Таблица USERS предназначена для хранения информации о пользователях. В ней содержатся идентификатор пользователя, логин, пароль, имя, город и номер телефона. Логин используется для авторизации пользователя, а пароль хранится в защищённом виде после хеширования.</w:t>
       </w:r>
     </w:p>
     <w:p>
@@ -5716,7 +7533,15 @@
           <w:lang w:val="ru-RU" w:eastAsia="en-US"/>
         </w:rPr>
         <w:tab/>
-        <w:t>Таблица MESSAGES предназначена для хранения сообщений между пользователями. В ней сохраняются отправитель, получатель, объявление, текст сообщения и дата отправки. Благодаря этому пользователь может вести переписку с продавцом по конкретному товару.</w:t>
+        <w:t xml:space="preserve">Таблица MESSAGES предназначена для хранения сообщений между пользователями. В ней сохраняются отправитель, получатель, объявление, текст </w:t>
+      </w:r>
+      <w:r>
+        <w:rPr>
+          <w:szCs w:val="22"/>
+          <w:lang w:val="ru-RU" w:eastAsia="en-US"/>
+        </w:rPr>
+        <w:lastRenderedPageBreak/>
+        <w:t>сообщения и дата отправки. Благодаря этому пользователь может вести переписку с продавцом по конкретному товару.</w:t>
       </w:r>
     </w:p>
     <w:p>
@@ -5766,15 +7591,7 @@
           <w:lang w:val="ru-RU" w:eastAsia="en-US"/>
         </w:rPr>
         <w:tab/>
-        <w:t xml:space="preserve">Спроектированная информационная модель позволяет хранить данные приложения в структурированном виде и обеспечивает связь между основными объектами системы. Например, объявление связано с пользователем-продавцом, фотографии связаны с конкретным объявлением, заказ связан с покупателем и </w:t>
-      </w:r>
-      <w:r>
-        <w:rPr>
-          <w:szCs w:val="22"/>
-          <w:lang w:val="ru-RU" w:eastAsia="en-US"/>
-        </w:rPr>
-        <w:lastRenderedPageBreak/>
-        <w:t>товаром, а сообщения связывают покупателя, продавца и объявление.</w:t>
+        <w:t>Спроектированная информационная модель позволяет хранить данные приложения в структурированном виде и обеспечивает связь между основными объектами системы. Например, объявление связано с пользователем-продавцом, фотографии связаны с конкретным объявлением, заказ связан с покупателем и товаром, а сообщения связывают покупателя, продавца и объявление.</w:t>
       </w:r>
       <w:r>
         <w:rPr>
@@ -5840,6 +7657,7 @@
       </w:pPr>
       <w:r>
         <w:rPr>
+          <w:noProof/>
           <w:szCs w:val="22"/>
           <w:lang w:val="ru-RU" w:eastAsia="en-US"/>
         </w:rPr>
@@ -5909,7 +7727,14 @@
           <w:szCs w:val="22"/>
           <w:lang w:val="en-US" w:eastAsia="en-US"/>
         </w:rPr>
-        <w:t>ER-</w:t>
+        <w:t>ER</w:t>
+      </w:r>
+      <w:r>
+        <w:rPr>
+          <w:szCs w:val="22"/>
+          <w:lang w:val="ru-RU" w:eastAsia="en-US"/>
+        </w:rPr>
+        <w:t>-</w:t>
       </w:r>
       <w:r>
         <w:rPr>
@@ -5931,6 +7756,7 @@
         <w:pStyle w:val="a4"/>
       </w:pPr>
       <w:r>
+        <w:lastRenderedPageBreak/>
         <w:t>2.4</w:t>
       </w:r>
       <w:r>
@@ -5989,15 +7815,7 @@
           <w:lang w:val="ru-RU" w:eastAsia="en-US"/>
         </w:rPr>
         <w:tab/>
-        <w:t xml:space="preserve">При поступлении запроса сервер Apache Tomcat передаёт его соответствующему сервлету. Сервлет получает параметры запроса, проверяет </w:t>
-      </w:r>
-      <w:r>
-        <w:rPr>
-          <w:szCs w:val="22"/>
-          <w:lang w:val="ru-RU" w:eastAsia="en-US"/>
-        </w:rPr>
-        <w:lastRenderedPageBreak/>
-        <w:t>наличие авторизации, выполняет необходимую логику и обращается к базе данных Firebird через JDBC. После выполнения SQL-запроса сервлет получает данные и передаёт их на JSP-страницу.</w:t>
+        <w:t>При поступлении запроса сервер Apache Tomcat передаёт его соответствующему сервлету. Сервлет получает параметры запроса, проверяет наличие авторизации, выполняет необходимую логику и обращается к базе данных Firebird через JDBC. После выполнения SQL-запроса сервлет получает данные и передаёт их на JSP-страницу.</w:t>
       </w:r>
     </w:p>
     <w:p>
@@ -6074,25 +7892,7 @@
         <w:tab/>
         <w:t>В результате проектирования была получена модульная архитектура веб-приложения, в которой каждый компонент выполняет свою роль. Такое построение программы обеспечивает понятную структуру, удобство сопровождения и возможность дальнейшего развития приложения «AvitoMini».</w:t>
       </w:r>
-    </w:p>
-    <w:p>
-      <w:pPr>
-        <w:pStyle w:val="12"/>
-        <w:ind w:firstLine="0"/>
-      </w:pPr>
       <w:bookmarkStart w:id="16" w:name="Разработка_приложения"/>
-    </w:p>
-    <w:p>
-      <w:pPr>
-        <w:pStyle w:val="12"/>
-        <w:ind w:firstLine="0"/>
-      </w:pPr>
-    </w:p>
-    <w:p>
-      <w:pPr>
-        <w:pStyle w:val="12"/>
-        <w:ind w:firstLine="0"/>
-      </w:pPr>
     </w:p>
     <w:p>
       <w:pPr>
@@ -6674,6 +8474,7 @@
       </w:pPr>
       <w:r>
         <w:rPr>
+          <w:noProof/>
           <w:szCs w:val="22"/>
           <w:lang w:val="ru-RU" w:eastAsia="en-US"/>
         </w:rPr>
@@ -6781,13 +8582,7 @@
         <w:rPr>
           <w:lang w:eastAsia="en-US"/>
         </w:rPr>
-        <w:t>3.</w:t>
-      </w:r>
-      <w:r>
-        <w:rPr>
-          <w:lang w:eastAsia="en-US"/>
-        </w:rPr>
-        <w:t>3</w:t>
+        <w:t>3.3</w:t>
       </w:r>
       <w:r>
         <w:t xml:space="preserve"> </w:t>
@@ -7001,35 +8796,7 @@
           <w:szCs w:val="22"/>
           <w:lang w:val="ru-RU" w:eastAsia="en-US"/>
         </w:rPr>
-        <w:t xml:space="preserve">Фрагмент </w:t>
-      </w:r>
-      <w:r>
-        <w:rPr>
-          <w:szCs w:val="22"/>
-          <w:lang w:val="ru-RU" w:eastAsia="en-US"/>
-        </w:rPr>
-        <w:t>создания объявления</w:t>
-      </w:r>
-      <w:r>
-        <w:rPr>
-          <w:szCs w:val="22"/>
-          <w:lang w:val="ru-RU" w:eastAsia="en-US"/>
-        </w:rPr>
-        <w:t xml:space="preserve"> пользователем представлен на рисунке </w:t>
-      </w:r>
-      <w:r>
-        <w:rPr>
-          <w:szCs w:val="22"/>
-          <w:lang w:val="ru-RU" w:eastAsia="en-US"/>
-        </w:rPr>
-        <w:t>3</w:t>
-      </w:r>
-      <w:r>
-        <w:rPr>
-          <w:szCs w:val="22"/>
-          <w:lang w:val="ru-RU" w:eastAsia="en-US"/>
-        </w:rPr>
-        <w:t>.</w:t>
+        <w:t>Фрагмент создания объявления пользователем представлен на рисунке 3.</w:t>
       </w:r>
     </w:p>
     <w:p>
@@ -7054,6 +8821,7 @@
       </w:pPr>
       <w:r>
         <w:rPr>
+          <w:noProof/>
           <w:szCs w:val="22"/>
           <w:lang w:val="ru-RU" w:eastAsia="en-US"/>
         </w:rPr>
@@ -7202,13 +8970,7 @@
           <w:lang w:eastAsia="en-US"/>
         </w:rPr>
         <w:lastRenderedPageBreak/>
-        <w:t>3.</w:t>
-      </w:r>
-      <w:r>
-        <w:rPr>
-          <w:lang w:eastAsia="en-US"/>
-        </w:rPr>
-        <w:t>4</w:t>
+        <w:t>3.4</w:t>
       </w:r>
       <w:r>
         <w:t xml:space="preserve"> </w:t>
@@ -7217,10 +8979,7 @@
         <w:t xml:space="preserve"> </w:t>
       </w:r>
       <w:r>
-        <w:t>Реализация категорий, поиска и системы фильтров</w:t>
-      </w:r>
-      <w:r>
-        <w:t xml:space="preserve"> </w:t>
+        <w:t xml:space="preserve">Реализация категорий, поиска и системы фильтров </w:t>
       </w:r>
     </w:p>
     <w:p>
@@ -7417,22 +9176,13 @@
         <w:rPr>
           <w:lang w:eastAsia="en-US"/>
         </w:rPr>
-        <w:t>3.</w:t>
-      </w:r>
-      <w:r>
-        <w:rPr>
-          <w:lang w:eastAsia="en-US"/>
-        </w:rPr>
-        <w:t>5</w:t>
+        <w:t>3.5</w:t>
       </w:r>
       <w:r>
         <w:t xml:space="preserve"> </w:t>
       </w:r>
       <w:r>
-        <w:t>Модуль избранных объявлений</w:t>
-      </w:r>
-      <w:r>
-        <w:t xml:space="preserve"> </w:t>
+        <w:t xml:space="preserve">Модуль избранных объявлений </w:t>
       </w:r>
     </w:p>
     <w:p>
@@ -7944,13 +9694,7 @@
         <w:rPr>
           <w:lang w:eastAsia="en-US"/>
         </w:rPr>
-        <w:t>3.</w:t>
-      </w:r>
-      <w:r>
-        <w:rPr>
-          <w:lang w:eastAsia="en-US"/>
-        </w:rPr>
-        <w:t>7</w:t>
+        <w:t>3.7</w:t>
       </w:r>
       <w:r>
         <w:t xml:space="preserve"> </w:t>
@@ -8265,13 +10009,7 @@
         <w:rPr>
           <w:lang w:eastAsia="en-US"/>
         </w:rPr>
-        <w:t>3.</w:t>
-      </w:r>
-      <w:r>
-        <w:rPr>
-          <w:lang w:eastAsia="en-US"/>
-        </w:rPr>
-        <w:t xml:space="preserve">8 </w:t>
+        <w:t xml:space="preserve">3.8 </w:t>
       </w:r>
       <w:r>
         <w:rPr>
@@ -8707,6 +10445,7 @@
       <w:r>
         <w:rPr>
           <w:bCs/>
+          <w:noProof/>
           <w:szCs w:val="22"/>
           <w:lang w:val="ru-RU" w:eastAsia="en-US"/>
         </w:rPr>
@@ -8785,19 +10524,7 @@
         <w:rPr>
           <w:lang w:eastAsia="en-US"/>
         </w:rPr>
-        <w:t>3.</w:t>
-      </w:r>
-      <w:r>
-        <w:rPr>
-          <w:lang w:eastAsia="en-US"/>
-        </w:rPr>
-        <w:t>9</w:t>
-      </w:r>
-      <w:r>
-        <w:rPr>
-          <w:lang w:eastAsia="en-US"/>
-        </w:rPr>
-        <w:t xml:space="preserve"> </w:t>
+        <w:t xml:space="preserve">3.9 </w:t>
       </w:r>
       <w:r>
         <w:rPr>
@@ -9117,19 +10844,7 @@
         <w:rPr>
           <w:lang w:eastAsia="en-US"/>
         </w:rPr>
-        <w:t>3.</w:t>
-      </w:r>
-      <w:r>
-        <w:rPr>
-          <w:lang w:eastAsia="en-US"/>
-        </w:rPr>
-        <w:t>10</w:t>
-      </w:r>
-      <w:r>
-        <w:rPr>
-          <w:lang w:eastAsia="en-US"/>
-        </w:rPr>
-        <w:t xml:space="preserve"> </w:t>
+        <w:t xml:space="preserve">3.10 </w:t>
       </w:r>
       <w:r>
         <w:rPr>
@@ -9376,7 +11091,7 @@
         <w:rPr>
           <w:color w:val="000000" w:themeColor="text1"/>
         </w:rPr>
-        <w:t>Одним из важнейших этапов создания программного продукта является его тестирование и отладка. Тестирование позволяет выявить скрытые и явные недостатки программы, либо убедиться в ее пригодности для применения.</w:t>
+        <w:t xml:space="preserve">Одним из важнейших этапов создания программного продукта является его тестирование и отладка. </w:t>
       </w:r>
     </w:p>
     <w:p>
@@ -11162,16 +12877,7 @@
                 <w:sz w:val="24"/>
                 <w:szCs w:val="24"/>
               </w:rPr>
-              <w:t xml:space="preserve">Статус объявления меняется на archived, объявление исчезает из </w:t>
-            </w:r>
-            <w:r>
-              <w:rPr>
-                <w:color w:val="000000" w:themeColor="text1"/>
-                <w:sz w:val="24"/>
-                <w:szCs w:val="24"/>
-              </w:rPr>
-              <w:lastRenderedPageBreak/>
-              <w:t>главной страницы и раздела «Мои объявления»</w:t>
+              <w:t>Статус объявления меняется на archived, объявление исчезает из главной страницы и раздела «Мои объявления»</w:t>
             </w:r>
           </w:p>
         </w:tc>
@@ -11201,7 +12907,6 @@
                 <w:sz w:val="24"/>
                 <w:szCs w:val="24"/>
               </w:rPr>
-              <w:lastRenderedPageBreak/>
               <w:t>Выполнено</w:t>
             </w:r>
           </w:p>
@@ -11221,6 +12926,7 @@
         <w:rPr>
           <w:color w:val="000000" w:themeColor="text1"/>
         </w:rPr>
+        <w:lastRenderedPageBreak/>
         <w:t xml:space="preserve">Вывод сообщений об ошибках и другие сообщения представлены на рисунках </w:t>
       </w:r>
       <w:r>
@@ -11367,7 +13073,6 @@
           <w:noProof/>
           <w:color w:val="000000" w:themeColor="text1"/>
         </w:rPr>
-        <w:lastRenderedPageBreak/>
         <w:drawing>
           <wp:inline distT="0" distB="0" distL="0" distR="0" wp14:anchorId="6406451A" wp14:editId="0E9FAD6B">
             <wp:extent cx="3488794" cy="3395345"/>
@@ -11419,6 +13124,7 @@
         <w:rPr>
           <w:color w:val="000000" w:themeColor="text1"/>
         </w:rPr>
+        <w:lastRenderedPageBreak/>
         <w:t>Рисунок</w:t>
       </w:r>
       <w:r>
@@ -11576,7 +13282,6 @@
           <w:noProof/>
           <w:color w:val="000000" w:themeColor="text1"/>
         </w:rPr>
-        <w:lastRenderedPageBreak/>
         <w:drawing>
           <wp:inline distT="0" distB="0" distL="0" distR="0" wp14:anchorId="2EB60F88" wp14:editId="2F13DC16">
             <wp:extent cx="6014085" cy="3873269"/>
@@ -11628,6 +13333,7 @@
         <w:rPr>
           <w:color w:val="000000" w:themeColor="text1"/>
         </w:rPr>
+        <w:lastRenderedPageBreak/>
         <w:t>Рисунок</w:t>
       </w:r>
       <w:r>
@@ -11768,7 +13474,6 @@
           <w:noProof/>
           <w:color w:val="000000" w:themeColor="text1"/>
         </w:rPr>
-        <w:lastRenderedPageBreak/>
         <w:drawing>
           <wp:inline distT="0" distB="0" distL="0" distR="0" wp14:anchorId="633140C4" wp14:editId="738E96C9">
             <wp:extent cx="3305636" cy="1695687"/>
@@ -11925,6 +13630,7 @@
         <w:rPr>
           <w:color w:val="000000" w:themeColor="text1"/>
         </w:rPr>
+        <w:lastRenderedPageBreak/>
         <w:t xml:space="preserve">Рисунок </w:t>
       </w:r>
       <w:r>
@@ -11967,7 +13673,6 @@
           <w:noProof/>
           <w:color w:val="000000" w:themeColor="text1"/>
         </w:rPr>
-        <w:lastRenderedPageBreak/>
         <w:drawing>
           <wp:inline distT="0" distB="0" distL="0" distR="0" wp14:anchorId="0171CC2D" wp14:editId="6F35141F">
             <wp:extent cx="5918835" cy="3921533"/>
@@ -12274,7 +13979,6 @@
         <w:rPr>
           <w:color w:val="000000" w:themeColor="text1"/>
         </w:rPr>
-        <w:lastRenderedPageBreak/>
         <w:tab/>
         <w:t>В ходе тестирования была выполнена проверка основных функций web-приложения «AvitoMini». Результаты тестирования показали корректную работу системы регистрации и авторизации пользователей, создания и просмотра объявлений, загрузки и отображения фотографий, поиска и фильтрации товаров, добавления объявлений в избранное, обмена сообщениями между пользователями, а также оформления и отмены заказов.</w:t>
       </w:r>
@@ -12477,19 +14181,18 @@
           <w:sz w:val="32"/>
         </w:rPr>
       </w:pPr>
-      <w:bookmarkStart w:id="20" w:name="_Toc199429726"/>
-      <w:bookmarkStart w:id="21" w:name="литра"/>
-      <w:bookmarkStart w:id="22" w:name="Заключение"/>
+      <w:bookmarkStart w:id="20" w:name="Заключение"/>
+      <w:bookmarkStart w:id="21" w:name="_Toc199429726"/>
+      <w:bookmarkStart w:id="22" w:name="литра"/>
       <w:r>
         <w:rPr>
           <w:color w:val="000000" w:themeColor="text1"/>
           <w:sz w:val="32"/>
         </w:rPr>
-        <w:lastRenderedPageBreak/>
         <w:t>ЗАКЛЮЧЕНИЕ</w:t>
       </w:r>
     </w:p>
-    <w:bookmarkEnd w:id="22"/>
+    <w:bookmarkEnd w:id="20"/>
     <w:p>
       <w:pPr>
         <w:spacing w:line="360" w:lineRule="auto"/>
@@ -12583,14 +14286,14 @@
           <w:lang w:val="ru-RU"/>
         </w:rPr>
         <w:tab/>
-        <w:t xml:space="preserve">Также был разработан пользовательский интерфейс, включающий главную страницу, страницы регистрации и авторизации, форму создания объявления, страницу подробного просмотра товара, раздел избранного, </w:t>
+        <w:t xml:space="preserve">Также был разработан пользовательский интерфейс, включающий главную страницу, страницы регистрации и авторизации, форму создания </w:t>
       </w:r>
       <w:r>
         <w:rPr>
           <w:lang w:val="ru-RU"/>
         </w:rPr>
         <w:lastRenderedPageBreak/>
-        <w:t>сообщения, заказы и профиль пользователя. Интерфейс выполнен в едином стиле и обеспечивает удобную навигацию между основными разделами приложения.</w:t>
+        <w:t>объявления, страницу подробного просмотра товара, раздел избранного, сообщения, заказы и профиль пользователя. Интерфейс выполнен в едином стиле и обеспечивает удобную навигацию между основными разделами приложения.</w:t>
       </w:r>
     </w:p>
     <w:p>
@@ -12691,8 +14394,8 @@
         </w:rPr>
       </w:pPr>
     </w:p>
-    <w:bookmarkEnd w:id="20"/>
     <w:bookmarkEnd w:id="21"/>
+    <w:bookmarkEnd w:id="22"/>
     <w:p>
       <w:pPr>
         <w:pStyle w:val="1234"/>
@@ -12741,17 +14444,6 @@
         </w:rPr>
         <w:t> </w:t>
       </w:r>
-    </w:p>
-    <w:p>
-      <w:pPr>
-        <w:pStyle w:val="1234"/>
-        <w:rPr>
-          <w:rFonts w:eastAsiaTheme="majorEastAsia"/>
-          <w:color w:val="000000" w:themeColor="text1"/>
-          <w:szCs w:val="28"/>
-          <w:lang w:eastAsia="en-US"/>
-        </w:rPr>
-      </w:pPr>
     </w:p>
     <w:p>
       <w:pPr>
@@ -14762,7 +16454,7 @@
                                 <w:szCs w:val="32"/>
                                 <w:lang w:val="ru-RU"/>
                               </w:rPr>
-                              <w:t>2</w:t>
+                              <w:t>3</w:t>
                             </w:r>
                             <w:r>
                               <w:rPr>
@@ -15124,7 +16816,7 @@
                           <w:szCs w:val="32"/>
                           <w:lang w:val="ru-RU"/>
                         </w:rPr>
-                        <w:t>2</w:t>
+                        <w:t>3</w:t>
                       </w:r>
                       <w:r>
                         <w:rPr>
